--- a/deliverables/qc_gap_analysis/specs/QCSP_001_ImB/DOCX/QCSP_001_GRC-IV_v.01_Grapes_And_Cream_Grade_IV.docx
+++ b/deliverables/qc_gap_analysis/specs/QCSP_001_ImB/DOCX/QCSP_001_GRC-IV_v.01_Grapes_And_Cream_Grade_IV.docx
@@ -398,7 +398,7 @@
     </w:p>
     <w:p>
       <w:pPr>
-        <w:framePr w:w="539" w:hRule="auto" w:wrap="none" w:vAnchor="page" w:hAnchor="page" w:x="1765" w:y="3693"/>
+        <w:framePr w:w="539" w:hRule="auto" w:wrap="none" w:vAnchor="page" w:hAnchor="page" w:x="1805" w:y="3693"/>
         <w:spacing w:before="0" w:after="0" w:line="110" w:lineRule="exact"/>
         <w:ind w:left="0" w:right="0" w:firstLine="0"/>
         <w:jc w:val="left"/>
@@ -432,7 +432,7 @@
     </w:p>
     <w:p>
       <w:pPr>
-        <w:framePr w:w="440" w:hRule="auto" w:wrap="none" w:vAnchor="page" w:hAnchor="page" w:x="2649" w:y="3689"/>
+        <w:framePr w:w="440" w:hRule="auto" w:wrap="none" w:vAnchor="page" w:hAnchor="page" w:x="2727" w:y="3689"/>
         <w:spacing w:before="0" w:after="0" w:line="100" w:lineRule="exact"/>
         <w:ind w:left="0" w:right="0" w:firstLine="0"/>
         <w:jc w:val="left"/>
@@ -466,7 +466,7 @@
     </w:p>
     <w:p>
       <w:pPr>
-        <w:framePr w:w="440" w:hRule="auto" w:wrap="none" w:vAnchor="page" w:hAnchor="page" w:x="3421" w:y="3689"/>
+        <w:framePr w:w="440" w:hRule="auto" w:wrap="none" w:vAnchor="page" w:hAnchor="page" w:x="3535" w:y="3689"/>
         <w:spacing w:before="0" w:after="0" w:line="100" w:lineRule="exact"/>
         <w:ind w:left="0" w:right="0" w:firstLine="0"/>
         <w:jc w:val="left"/>
@@ -500,7 +500,7 @@
     </w:p>
     <w:p>
       <w:pPr>
-        <w:framePr w:w="903" w:hRule="auto" w:wrap="none" w:vAnchor="page" w:hAnchor="page" w:x="4936" w:y="3604"/>
+        <w:framePr w:w="903" w:hRule="auto" w:wrap="none" w:vAnchor="page" w:hAnchor="page" w:x="4916" w:y="3604"/>
         <w:spacing w:before="0" w:after="0" w:line="110" w:lineRule="exact"/>
         <w:ind w:left="0" w:right="0" w:firstLine="0"/>
         <w:jc w:val="left"/>
@@ -534,7 +534,7 @@
     </w:p>
     <w:p>
       <w:pPr>
-        <w:framePr w:w="566" w:hRule="auto" w:wrap="none" w:vAnchor="page" w:hAnchor="page" w:x="4936" w:y="3767"/>
+        <w:framePr w:w="566" w:hRule="auto" w:wrap="none" w:vAnchor="page" w:hAnchor="page" w:x="4916" w:y="3767"/>
         <w:spacing w:before="0" w:after="0" w:line="90" w:lineRule="exact"/>
         <w:ind w:left="0" w:right="0" w:firstLine="0"/>
         <w:jc w:val="left"/>
@@ -568,7 +568,7 @@
     </w:p>
     <w:p>
       <w:pPr>
-        <w:framePr w:w="319" w:hRule="auto" w:wrap="none" w:vAnchor="page" w:hAnchor="page" w:x="6140" w:y="3693"/>
+        <w:framePr w:w="319" w:hRule="auto" w:wrap="none" w:vAnchor="page" w:hAnchor="page" w:x="6160" w:y="3693"/>
         <w:spacing w:before="0" w:after="0" w:line="110" w:lineRule="exact"/>
         <w:ind w:left="0" w:right="0" w:firstLine="0"/>
         <w:jc w:val="left"/>
@@ -589,7 +589,7 @@
     </w:p>
     <w:p>
       <w:pPr>
-        <w:framePr w:w="260" w:hRule="auto" w:wrap="none" w:vAnchor="page" w:hAnchor="page" w:x="6775" w:y="3689"/>
+        <w:framePr w:w="260" w:hRule="auto" w:wrap="none" w:vAnchor="page" w:hAnchor="page" w:x="6832" w:y="3689"/>
         <w:spacing w:before="0" w:after="0" w:line="100" w:lineRule="exact"/>
         <w:ind w:left="0" w:right="0" w:firstLine="0"/>
         <w:jc w:val="left"/>
@@ -610,7 +610,7 @@
     </w:p>
     <w:p>
       <w:pPr>
-        <w:framePr w:w="947" w:hRule="auto" w:wrap="none" w:vAnchor="page" w:hAnchor="page" w:x="8102" w:y="3604"/>
+        <w:framePr w:w="947" w:hRule="auto" w:wrap="none" w:vAnchor="page" w:hAnchor="page" w:x="8024" w:y="3604"/>
         <w:spacing w:before="0" w:after="0" w:line="110" w:lineRule="exact"/>
         <w:ind w:left="0" w:right="0" w:firstLine="0"/>
         <w:jc w:val="left"/>
@@ -644,7 +644,7 @@
     </w:p>
     <w:p>
       <w:pPr>
-        <w:framePr w:w="686" w:hRule="auto" w:wrap="none" w:vAnchor="page" w:hAnchor="page" w:x="8102" w:y="3767"/>
+        <w:framePr w:w="686" w:hRule="auto" w:wrap="none" w:vAnchor="page" w:hAnchor="page" w:x="8024" w:y="3767"/>
         <w:spacing w:before="0" w:after="0" w:line="90" w:lineRule="exact"/>
         <w:ind w:left="0" w:right="0" w:firstLine="0"/>
         <w:jc w:val="left"/>
@@ -678,7 +678,7 @@
     </w:p>
     <w:p>
       <w:pPr>
-        <w:framePr w:w="640" w:hRule="auto" w:wrap="none" w:vAnchor="page" w:hAnchor="page" w:x="9343" w:y="3693"/>
+        <w:framePr w:w="640" w:hRule="auto" w:wrap="none" w:vAnchor="page" w:hAnchor="page" w:x="9306" w:y="3693"/>
         <w:spacing w:before="0" w:after="0" w:line="110" w:lineRule="exact"/>
         <w:ind w:left="0" w:right="0" w:firstLine="0"/>
         <w:jc w:val="left"/>
@@ -712,7 +712,7 @@
     </w:p>
     <w:p>
       <w:pPr>
-        <w:framePr w:w="723" w:hRule="auto" w:wrap="none" w:vAnchor="page" w:hAnchor="page" w:x="9979" w:y="3690"/>
+        <w:framePr w:w="723" w:hRule="auto" w:wrap="none" w:vAnchor="page" w:hAnchor="page" w:x="9942" w:y="3690"/>
         <w:spacing w:before="0" w:after="0" w:line="110" w:lineRule="exact"/>
         <w:ind w:left="0" w:right="0" w:firstLine="0"/>
         <w:jc w:val="left"/>
@@ -3921,7 +3921,7 @@
     </w:p>
     <w:p>
       <w:pPr>
-        <w:framePr w:w="476" w:hRule="auto" w:wrap="none" w:vAnchor="page" w:hAnchor="page" w:x="7877" w:y="9257"/>
+        <w:framePr w:w="1334" w:hRule="auto" w:wrap="none" w:vAnchor="page" w:hAnchor="page" w:x="7877" w:y="9257"/>
         <w:spacing w:before="0" w:after="0" w:line="110" w:lineRule="exact"/>
         <w:ind w:left="0" w:right="0" w:firstLine="0"/>
         <w:jc w:val="left"/>
@@ -3937,7 +3937,20 @@
           <w:sz w:val="11"/>
           <w:szCs w:val="11"/>
         </w:rPr>
-        <w:t xml:space="preserve"> CFU/g</w:t>
+        <w:t>, max 500 000 CFU</w:t>
+      </w:r>
+      <w:r>
+        <w:rPr>
+          <w:rFonts w:ascii="Roboto Mono" w:hAnsi="Roboto Mono" w:cs="Roboto Mono" w:eastAsia="Roboto Mono"/>
+          <w:b w:val="0"/>
+          <w:i w:val="0"/>
+          <w:color w:val="1E293B"/>
+          <w:spacing w:val="-7"/>
+          <w:kern w:val="0"/>
+          <w:sz w:val="11"/>
+          <w:szCs w:val="11"/>
+        </w:rPr>
+        <w:t>/g</w:t>
       </w:r>
     </w:p>
     <w:p>
@@ -4092,7 +4105,7 @@
     </w:p>
     <w:p>
       <w:pPr>
-        <w:framePr w:w="476" w:hRule="auto" w:wrap="none" w:vAnchor="page" w:hAnchor="page" w:x="7877" w:y="9422"/>
+        <w:framePr w:w="1268" w:hRule="auto" w:wrap="none" w:vAnchor="page" w:hAnchor="page" w:x="7877" w:y="9422"/>
         <w:spacing w:before="0" w:after="0" w:line="110" w:lineRule="exact"/>
         <w:ind w:left="0" w:right="0" w:firstLine="0"/>
         <w:jc w:val="left"/>
@@ -4108,7 +4121,7 @@
           <w:sz w:val="11"/>
           <w:szCs w:val="11"/>
         </w:rPr>
-        <w:t xml:space="preserve"> CFU/g</w:t>
+        <w:t>, max 50 000 CFU/g</w:t>
       </w:r>
     </w:p>
     <w:p>
